--- a/documents-src/guidelines/cpcf-stronger-nonprofits-capacity-grants-2027-rfp.docx
+++ b/documents-src/guidelines/cpcf-stronger-nonprofits-capacity-grants-2027-rfp.docx
@@ -84,7 +84,7 @@
           </w:p>
           <w:p>
             <w:r>
-              <w:t>Program page: https://example.github.io/cinder-peaks-community-foundation/grants/stronger-nonprofits-capacity-grants/</w:t>
+              <w:t>Program page: https://hufsa-stack.github.io/cinder-peaks-community-foundation/grants/stronger-nonprofits-capacity-grants/</w:t>
             </w:r>
           </w:p>
         </w:tc>
@@ -854,7 +854,7 @@
         <w:t xml:space="preserve">Letter of Inquiry Template: </w:t>
       </w:r>
       <w:r>
-        <w:t>https://example.github.io/cinder-peaks-community-foundation/documents/templates/cpcf-letter-of-inquiry-template.pdf</w:t>
+        <w:t>https://hufsa-stack.github.io/cinder-peaks-community-foundation/documents/templates/cpcf-letter-of-inquiry-template.pdf</w:t>
       </w:r>
     </w:p>
     <w:p>
@@ -868,7 +868,7 @@
         <w:t xml:space="preserve">Capacity Readiness Self-Assessment: </w:t>
       </w:r>
       <w:r>
-        <w:t>https://example.github.io/cinder-peaks-community-foundation/documents/templates/cpcf-capacity-readiness-self-assessment.pdf</w:t>
+        <w:t>https://hufsa-stack.github.io/cinder-peaks-community-foundation/documents/templates/cpcf-capacity-readiness-self-assessment.pdf</w:t>
       </w:r>
     </w:p>
     <w:p>
@@ -882,7 +882,7 @@
         <w:t xml:space="preserve">Grant Project Budget Template: </w:t>
       </w:r>
       <w:r>
-        <w:t>https://example.github.io/cinder-peaks-community-foundation/documents/templates/cpcf-grant-project-budget-template.pdf</w:t>
+        <w:t>https://hufsa-stack.github.io/cinder-peaks-community-foundation/documents/templates/cpcf-grant-project-budget-template.pdf</w:t>
       </w:r>
     </w:p>
     <w:p>
@@ -896,7 +896,7 @@
         <w:t xml:space="preserve">Interim Progress Report Form: </w:t>
       </w:r>
       <w:r>
-        <w:t>https://example.github.io/cinder-peaks-community-foundation/documents/reporting/cpcf-interim-progress-report-form.pdf</w:t>
+        <w:t>https://hufsa-stack.github.io/cinder-peaks-community-foundation/documents/reporting/cpcf-interim-progress-report-form.pdf</w:t>
       </w:r>
     </w:p>
     <w:p>
@@ -910,7 +910,7 @@
         <w:t xml:space="preserve">Final Grant Report Form: </w:t>
       </w:r>
       <w:r>
-        <w:t>https://example.github.io/cinder-peaks-community-foundation/documents/reporting/cpcf-final-grant-report-form.pdf</w:t>
+        <w:t>https://hufsa-stack.github.io/cinder-peaks-community-foundation/documents/reporting/cpcf-final-grant-report-form.pdf</w:t>
       </w:r>
     </w:p>
     <w:tbl>

--- a/documents-src/guidelines/cpcf-stronger-nonprofits-capacity-grants-2027-rfp.docx
+++ b/documents-src/guidelines/cpcf-stronger-nonprofits-capacity-grants-2027-rfp.docx
@@ -487,7 +487,7 @@
               <w:rPr>
                 <w:sz w:val="19"/>
               </w:rPr>
-              <w:t>Friday, November 13, 2026, 5:00 p.m. MST</w:t>
+              <w:t>Friday, November 13, 2026, 6:00 p.m. MST</w:t>
             </w:r>
           </w:p>
         </w:tc>
@@ -563,7 +563,7 @@
               <w:rPr>
                 <w:sz w:val="19"/>
               </w:rPr>
-              <w:t>Friday, January 22, 2027, 5:00 p.m. MST</w:t>
+              <w:t>Friday, January 22, 2027, 6:00 p.m. MST</w:t>
             </w:r>
           </w:p>
         </w:tc>
@@ -693,7 +693,7 @@
         <w:t xml:space="preserve">2.  Submit a letter of inquiry. </w:t>
       </w:r>
       <w:r>
-        <w:t>Complete the Letter of Inquiry Template and email it with the self-assessment to learning@cinderpeakscf.org by 5:00 p.m. MST on November 13, 2026.</w:t>
+        <w:t>Complete the Letter of Inquiry Template and email it with the self-assessment to learning@cinderpeakscf.org by 6:00 p.m. MST on November 13, 2026.</w:t>
       </w:r>
     </w:p>
     <w:p>
@@ -723,7 +723,7 @@
         <w:t xml:space="preserve">4.  Submit the full application. </w:t>
       </w:r>
       <w:r>
-        <w:t>Submit the full application, Grant Project Budget Template, and any consultant proposal in the CPCF Grant Portal by 5:00 p.m. MST on January 22, 2027.</w:t>
+        <w:t>Submit the full application, Grant Project Budget Template, and any consultant proposal in the CPCF Grant Portal by 6:00 p.m. MST on January 22, 2027.</w:t>
       </w:r>
     </w:p>
     <w:p>

--- a/documents-src/guidelines/cpcf-stronger-nonprofits-capacity-grants-2027-rfp.docx
+++ b/documents-src/guidelines/cpcf-stronger-nonprofits-capacity-grants-2027-rfp.docx
@@ -59,7 +59,7 @@
           </w:p>
           <w:p>
             <w:r>
-              <w:t>Funding: $5,000 to $20,000</w:t>
+              <w:t>Funding: $7,500 to $25,000</w:t>
             </w:r>
           </w:p>
           <w:p>
@@ -348,7 +348,7 @@
         <w:rPr>
           <w:i w:val="0"/>
         </w:rPr>
-        <w:t>$5,000 to $20,000. Capacity-building project support.</w:t>
+        <w:t>$7,500 to $25,000. Capacity-building project support.</w:t>
       </w:r>
     </w:p>
     <w:p>
